--- a/(e)CRF/Per protocolnaam/09_PPM (Plantar Pressure Measurement).docx
+++ b/(e)CRF/Per protocolnaam/09_PPM (Plantar Pressure Measurement).docx
@@ -26,7 +26,7 @@
           <w:sz w:val="28"/>
           <w:szCs w:val="28"/>
         </w:rPr>
-        <w:t>Appendix 9 - Baseline plantar pressure measurements</w:t>
+        <w:t>eCRF Document 09: PPM (Plantar Pressure Measurement)</w:t>
       </w:r>
     </w:p>
     <w:p>
